--- a/submit.html.docx
+++ b/submit.html.docx
@@ -50,7 +50,7 @@
     </w:p>
     <w:p>
       <w:r>
-        <w:t xml:space="preserve">  &lt;meta name="description" content="Submit a drafting request for emails letters templates and summaries." /&gt;</w:t>
+        <w:t xml:space="preserve">  &lt;meta name="description" content="Submit a drafting request by email. Emails letters templates and summaries." /&gt;</w:t>
       </w:r>
     </w:p>
     <w:p>
@@ -213,107 +213,123 @@
     </w:p>
     <w:p>
       <w:r>
-        <w:t xml:space="preserve">      After </w:t>
+        <w:t xml:space="preserve">      Send your request by email to</w:t>
+      </w:r>
+    </w:p>
+    <w:p>
+      <w:r>
+        <w:t xml:space="preserve">      &lt;strong&gt;cleardraftservices@gmail.com&lt;/strong&gt;</w:t>
+      </w:r>
+    </w:p>
+    <w:p>
+      <w:r>
+        <w:t xml:space="preserve">      A secure payment invoice will be sent before work begins</w:t>
+      </w:r>
+    </w:p>
+    <w:p>
+      <w:r>
+        <w:t xml:space="preserve">    &lt;/p&gt;</w:t>
+      </w:r>
+    </w:p>
+    <w:p/>
+    <w:p>
+      <w:r>
+        <w:t xml:space="preserve">    &lt;section aria-</w:t>
+      </w:r>
+      <w:proofErr w:type="spellStart"/>
+      <w:r>
+        <w:t>labelledby</w:t>
+      </w:r>
+      <w:proofErr w:type="spellEnd"/>
+      <w:r>
+        <w:t>="template"&gt;</w:t>
+      </w:r>
+    </w:p>
+    <w:p>
+      <w:r>
+        <w:t xml:space="preserve">      &lt;h2 id="template"&gt;Copy and paste template&lt;/h2&gt;</w:t>
+      </w:r>
+    </w:p>
+    <w:p/>
+    <w:p>
+      <w:r>
+        <w:t xml:space="preserve">      &lt;div class="card"&gt;</w:t>
+      </w:r>
+    </w:p>
+    <w:p>
+      <w:r>
+        <w:t xml:space="preserve">        &lt;p&gt;&lt;strong&gt;To&lt;/strong&gt; cleardraftservices@gmail.com&lt;/p&gt;</w:t>
+      </w:r>
+    </w:p>
+    <w:p>
+      <w:r>
+        <w:t xml:space="preserve">        &lt;p&gt;&lt;strong&gt;Subject&lt;/strong&gt; Draft request&lt;/p&gt;</w:t>
+      </w:r>
+    </w:p>
+    <w:p/>
+    <w:p>
+      <w:r>
+        <w:t xml:space="preserve">        &lt;ul&gt;</w:t>
+      </w:r>
+    </w:p>
+    <w:p>
+      <w:r>
+        <w:t xml:space="preserve">          &lt;li&gt;Type of draft email letter template questionnaire or summary&lt;/li&gt;</w:t>
+      </w:r>
+    </w:p>
+    <w:p>
+      <w:r>
+        <w:t xml:space="preserve">          </w:t>
       </w:r>
       <w:proofErr w:type="gramStart"/>
       <w:r>
-        <w:t>payment</w:t>
+        <w:t>&lt;li</w:t>
       </w:r>
       <w:proofErr w:type="gramEnd"/>
       <w:r>
-        <w:t xml:space="preserve"> please send your request by email using the format below</w:t>
-      </w:r>
-    </w:p>
-    <w:p>
-      <w:r>
-        <w:t xml:space="preserve">    &lt;/p&gt;</w:t>
+        <w:t>&gt;Audience client coworker vendor or public&lt;/li&gt;</w:t>
+      </w:r>
+    </w:p>
+    <w:p>
+      <w:r>
+        <w:t xml:space="preserve">          &lt;li&gt;Tone formal friendly firm or plain language&lt;/li&gt;</w:t>
+      </w:r>
+    </w:p>
+    <w:p>
+      <w:r>
+        <w:t xml:space="preserve">          &lt;li&gt;Deadline date and time&lt;/li&gt;</w:t>
+      </w:r>
+    </w:p>
+    <w:p>
+      <w:r>
+        <w:t xml:space="preserve">          &lt;li&gt;Paste your notes or rough text&lt;/li&gt;</w:t>
+      </w:r>
+    </w:p>
+    <w:p>
+      <w:r>
+        <w:t xml:space="preserve">          &lt;li&gt;Optional paste a sample of your preferred writing style&lt;/li&gt;</w:t>
+      </w:r>
+    </w:p>
+    <w:p>
+      <w:r>
+        <w:t xml:space="preserve">        &lt;/ul&gt;</w:t>
+      </w:r>
+    </w:p>
+    <w:p>
+      <w:r>
+        <w:t xml:space="preserve">      &lt;/div&gt;</w:t>
       </w:r>
     </w:p>
     <w:p/>
     <w:p>
       <w:r>
-        <w:t xml:space="preserve">    &lt;section aria-</w:t>
-      </w:r>
-      <w:proofErr w:type="spellStart"/>
-      <w:r>
-        <w:t>labelledby</w:t>
-      </w:r>
-      <w:proofErr w:type="spellEnd"/>
-      <w:r>
-        <w:t>="email"&gt;</w:t>
-      </w:r>
-    </w:p>
-    <w:p>
-      <w:r>
-        <w:t xml:space="preserve">      &lt;h2 id="email"&gt;Email template&lt;/h2&gt;</w:t>
-      </w:r>
-    </w:p>
-    <w:p/>
-    <w:p>
-      <w:r>
-        <w:t xml:space="preserve">      &lt;div class="card"&gt;</w:t>
-      </w:r>
-    </w:p>
-    <w:p>
-      <w:r>
-        <w:t xml:space="preserve">        &lt;p&gt;&lt;strong&gt;To&lt;/strong&gt; yourname@example.com&lt;/p&gt;</w:t>
-      </w:r>
-    </w:p>
-    <w:p>
-      <w:r>
-        <w:t xml:space="preserve">        &lt;p&gt;&lt;strong&gt;Subject&lt;/strong&gt; Draft request&lt;/p&gt;</w:t>
-      </w:r>
-    </w:p>
-    <w:p/>
-    <w:p>
-      <w:r>
-        <w:t xml:space="preserve">        &lt;ul&gt;</w:t>
-      </w:r>
-    </w:p>
-    <w:p>
-      <w:r>
-        <w:t xml:space="preserve">          &lt;li&gt;Type of draft&lt;/li&gt;</w:t>
-      </w:r>
-    </w:p>
-    <w:p>
-      <w:r>
-        <w:t xml:space="preserve">          &lt;li&gt;Audience&lt;/li&gt;</w:t>
-      </w:r>
-    </w:p>
-    <w:p>
-      <w:r>
-        <w:t xml:space="preserve">          &lt;li&gt;Tone&lt;/li&gt;</w:t>
-      </w:r>
-    </w:p>
-    <w:p>
-      <w:r>
-        <w:t xml:space="preserve">          &lt;li&gt;Deadline&lt;/li&gt;</w:t>
-      </w:r>
-    </w:p>
-    <w:p>
-      <w:r>
-        <w:t xml:space="preserve">          &lt;li&gt;Paste your notes or rough text&lt;/li&gt;</w:t>
-      </w:r>
-    </w:p>
-    <w:p>
-      <w:r>
-        <w:t xml:space="preserve">        &lt;/ul&gt;</w:t>
-      </w:r>
-    </w:p>
-    <w:p>
-      <w:r>
-        <w:t xml:space="preserve">      &lt;/div&gt;</w:t>
-      </w:r>
-    </w:p>
-    <w:p/>
-    <w:p>
-      <w:r>
         <w:t xml:space="preserve">      &lt;p class="note"&gt;</w:t>
       </w:r>
     </w:p>
     <w:p>
       <w:r>
-        <w:t xml:space="preserve">        Replace the email address above with your business email</w:t>
+        <w:lastRenderedPageBreak/>
+        <w:t xml:space="preserve">        Please do not include sensitive personal data unless it is necessary for the draft</w:t>
       </w:r>
     </w:p>
     <w:p>
@@ -328,7 +344,6 @@
     </w:p>
     <w:p>
       <w:r>
-        <w:lastRenderedPageBreak/>
         <w:t xml:space="preserve">  &lt;/main&gt;</w:t>
       </w:r>
     </w:p>
@@ -802,7 +817,7 @@
     <w:link w:val="Heading1Char"/>
     <w:uiPriority w:val="9"/>
     <w:qFormat/>
-    <w:rsid w:val="001A6995"/>
+    <w:rsid w:val="0053696A"/>
     <w:pPr>
       <w:keepNext/>
       <w:keepLines/>
@@ -825,7 +840,7 @@
     <w:semiHidden/>
     <w:unhideWhenUsed/>
     <w:qFormat/>
-    <w:rsid w:val="001A6995"/>
+    <w:rsid w:val="0053696A"/>
     <w:pPr>
       <w:keepNext/>
       <w:keepLines/>
@@ -848,7 +863,7 @@
     <w:semiHidden/>
     <w:unhideWhenUsed/>
     <w:qFormat/>
-    <w:rsid w:val="001A6995"/>
+    <w:rsid w:val="0053696A"/>
     <w:pPr>
       <w:keepNext/>
       <w:keepLines/>
@@ -871,7 +886,7 @@
     <w:semiHidden/>
     <w:unhideWhenUsed/>
     <w:qFormat/>
-    <w:rsid w:val="001A6995"/>
+    <w:rsid w:val="0053696A"/>
     <w:pPr>
       <w:keepNext/>
       <w:keepLines/>
@@ -894,7 +909,7 @@
     <w:semiHidden/>
     <w:unhideWhenUsed/>
     <w:qFormat/>
-    <w:rsid w:val="001A6995"/>
+    <w:rsid w:val="0053696A"/>
     <w:pPr>
       <w:keepNext/>
       <w:keepLines/>
@@ -915,7 +930,7 @@
     <w:semiHidden/>
     <w:unhideWhenUsed/>
     <w:qFormat/>
-    <w:rsid w:val="001A6995"/>
+    <w:rsid w:val="0053696A"/>
     <w:pPr>
       <w:keepNext/>
       <w:keepLines/>
@@ -938,7 +953,7 @@
     <w:semiHidden/>
     <w:unhideWhenUsed/>
     <w:qFormat/>
-    <w:rsid w:val="001A6995"/>
+    <w:rsid w:val="0053696A"/>
     <w:pPr>
       <w:keepNext/>
       <w:keepLines/>
@@ -959,7 +974,7 @@
     <w:semiHidden/>
     <w:unhideWhenUsed/>
     <w:qFormat/>
-    <w:rsid w:val="001A6995"/>
+    <w:rsid w:val="0053696A"/>
     <w:pPr>
       <w:keepNext/>
       <w:keepLines/>
@@ -982,7 +997,7 @@
     <w:semiHidden/>
     <w:unhideWhenUsed/>
     <w:qFormat/>
-    <w:rsid w:val="001A6995"/>
+    <w:rsid w:val="0053696A"/>
     <w:pPr>
       <w:keepNext/>
       <w:keepLines/>
@@ -1026,7 +1041,7 @@
     <w:basedOn w:val="DefaultParagraphFont"/>
     <w:link w:val="Heading1"/>
     <w:uiPriority w:val="9"/>
-    <w:rsid w:val="001A6995"/>
+    <w:rsid w:val="0053696A"/>
     <w:rPr>
       <w:rFonts w:asciiTheme="majorHAnsi" w:eastAsiaTheme="majorEastAsia" w:hAnsiTheme="majorHAnsi" w:cstheme="majorBidi"/>
       <w:color w:val="0F4761" w:themeColor="accent1" w:themeShade="BF"/>
@@ -1040,7 +1055,7 @@
     <w:link w:val="Heading2"/>
     <w:uiPriority w:val="9"/>
     <w:semiHidden/>
-    <w:rsid w:val="001A6995"/>
+    <w:rsid w:val="0053696A"/>
     <w:rPr>
       <w:rFonts w:asciiTheme="majorHAnsi" w:eastAsiaTheme="majorEastAsia" w:hAnsiTheme="majorHAnsi" w:cstheme="majorBidi"/>
       <w:color w:val="0F4761" w:themeColor="accent1" w:themeShade="BF"/>
@@ -1054,7 +1069,7 @@
     <w:link w:val="Heading3"/>
     <w:uiPriority w:val="9"/>
     <w:semiHidden/>
-    <w:rsid w:val="001A6995"/>
+    <w:rsid w:val="0053696A"/>
     <w:rPr>
       <w:rFonts w:eastAsiaTheme="majorEastAsia" w:cstheme="majorBidi"/>
       <w:color w:val="0F4761" w:themeColor="accent1" w:themeShade="BF"/>
@@ -1068,7 +1083,7 @@
     <w:link w:val="Heading4"/>
     <w:uiPriority w:val="9"/>
     <w:semiHidden/>
-    <w:rsid w:val="001A6995"/>
+    <w:rsid w:val="0053696A"/>
     <w:rPr>
       <w:rFonts w:eastAsiaTheme="majorEastAsia" w:cstheme="majorBidi"/>
       <w:i/>
@@ -1082,7 +1097,7 @@
     <w:link w:val="Heading5"/>
     <w:uiPriority w:val="9"/>
     <w:semiHidden/>
-    <w:rsid w:val="001A6995"/>
+    <w:rsid w:val="0053696A"/>
     <w:rPr>
       <w:rFonts w:eastAsiaTheme="majorEastAsia" w:cstheme="majorBidi"/>
       <w:color w:val="0F4761" w:themeColor="accent1" w:themeShade="BF"/>
@@ -1094,7 +1109,7 @@
     <w:link w:val="Heading6"/>
     <w:uiPriority w:val="9"/>
     <w:semiHidden/>
-    <w:rsid w:val="001A6995"/>
+    <w:rsid w:val="0053696A"/>
     <w:rPr>
       <w:rFonts w:eastAsiaTheme="majorEastAsia" w:cstheme="majorBidi"/>
       <w:i/>
@@ -1108,7 +1123,7 @@
     <w:link w:val="Heading7"/>
     <w:uiPriority w:val="9"/>
     <w:semiHidden/>
-    <w:rsid w:val="001A6995"/>
+    <w:rsid w:val="0053696A"/>
     <w:rPr>
       <w:rFonts w:eastAsiaTheme="majorEastAsia" w:cstheme="majorBidi"/>
       <w:color w:val="595959" w:themeColor="text1" w:themeTint="A6"/>
@@ -1120,7 +1135,7 @@
     <w:link w:val="Heading8"/>
     <w:uiPriority w:val="9"/>
     <w:semiHidden/>
-    <w:rsid w:val="001A6995"/>
+    <w:rsid w:val="0053696A"/>
     <w:rPr>
       <w:rFonts w:eastAsiaTheme="majorEastAsia" w:cstheme="majorBidi"/>
       <w:i/>
@@ -1134,7 +1149,7 @@
     <w:link w:val="Heading9"/>
     <w:uiPriority w:val="9"/>
     <w:semiHidden/>
-    <w:rsid w:val="001A6995"/>
+    <w:rsid w:val="0053696A"/>
     <w:rPr>
       <w:rFonts w:eastAsiaTheme="majorEastAsia" w:cstheme="majorBidi"/>
       <w:color w:val="272727" w:themeColor="text1" w:themeTint="D8"/>
@@ -1147,7 +1162,7 @@
     <w:link w:val="TitleChar"/>
     <w:uiPriority w:val="10"/>
     <w:qFormat/>
-    <w:rsid w:val="001A6995"/>
+    <w:rsid w:val="0053696A"/>
     <w:pPr>
       <w:spacing w:after="80" w:line="240" w:lineRule="auto"/>
       <w:contextualSpacing/>
@@ -1165,7 +1180,7 @@
     <w:basedOn w:val="DefaultParagraphFont"/>
     <w:link w:val="Title"/>
     <w:uiPriority w:val="10"/>
-    <w:rsid w:val="001A6995"/>
+    <w:rsid w:val="0053696A"/>
     <w:rPr>
       <w:rFonts w:asciiTheme="majorHAnsi" w:eastAsiaTheme="majorEastAsia" w:hAnsiTheme="majorHAnsi" w:cstheme="majorBidi"/>
       <w:spacing w:val="-10"/>
@@ -1181,7 +1196,7 @@
     <w:link w:val="SubtitleChar"/>
     <w:uiPriority w:val="11"/>
     <w:qFormat/>
-    <w:rsid w:val="001A6995"/>
+    <w:rsid w:val="0053696A"/>
     <w:pPr>
       <w:numPr>
         <w:ilvl w:val="1"/>
@@ -1200,7 +1215,7 @@
     <w:basedOn w:val="DefaultParagraphFont"/>
     <w:link w:val="Subtitle"/>
     <w:uiPriority w:val="11"/>
-    <w:rsid w:val="001A6995"/>
+    <w:rsid w:val="0053696A"/>
     <w:rPr>
       <w:rFonts w:eastAsiaTheme="majorEastAsia" w:cstheme="majorBidi"/>
       <w:color w:val="595959" w:themeColor="text1" w:themeTint="A6"/>
@@ -1216,7 +1231,7 @@
     <w:link w:val="QuoteChar"/>
     <w:uiPriority w:val="29"/>
     <w:qFormat/>
-    <w:rsid w:val="001A6995"/>
+    <w:rsid w:val="0053696A"/>
     <w:pPr>
       <w:spacing w:before="160"/>
       <w:jc w:val="center"/>
@@ -1232,7 +1247,7 @@
     <w:basedOn w:val="DefaultParagraphFont"/>
     <w:link w:val="Quote"/>
     <w:uiPriority w:val="29"/>
-    <w:rsid w:val="001A6995"/>
+    <w:rsid w:val="0053696A"/>
     <w:rPr>
       <w:i/>
       <w:iCs/>
@@ -1244,7 +1259,7 @@
     <w:basedOn w:val="Normal"/>
     <w:uiPriority w:val="34"/>
     <w:qFormat/>
-    <w:rsid w:val="001A6995"/>
+    <w:rsid w:val="0053696A"/>
     <w:pPr>
       <w:ind w:left="720"/>
       <w:contextualSpacing/>
@@ -1255,7 +1270,7 @@
     <w:basedOn w:val="DefaultParagraphFont"/>
     <w:uiPriority w:val="21"/>
     <w:qFormat/>
-    <w:rsid w:val="001A6995"/>
+    <w:rsid w:val="0053696A"/>
     <w:rPr>
       <w:i/>
       <w:iCs/>
@@ -1269,7 +1284,7 @@
     <w:link w:val="IntenseQuoteChar"/>
     <w:uiPriority w:val="30"/>
     <w:qFormat/>
-    <w:rsid w:val="001A6995"/>
+    <w:rsid w:val="0053696A"/>
     <w:pPr>
       <w:pBdr>
         <w:top w:val="single" w:sz="4" w:space="10" w:color="0F4761" w:themeColor="accent1" w:themeShade="BF"/>
@@ -1290,7 +1305,7 @@
     <w:basedOn w:val="DefaultParagraphFont"/>
     <w:link w:val="IntenseQuote"/>
     <w:uiPriority w:val="30"/>
-    <w:rsid w:val="001A6995"/>
+    <w:rsid w:val="0053696A"/>
     <w:rPr>
       <w:i/>
       <w:iCs/>
@@ -1302,7 +1317,7 @@
     <w:basedOn w:val="DefaultParagraphFont"/>
     <w:uiPriority w:val="32"/>
     <w:qFormat/>
-    <w:rsid w:val="001A6995"/>
+    <w:rsid w:val="0053696A"/>
     <w:rPr>
       <w:b/>
       <w:bCs/>
